--- a/klagomål/A 50814-2025 FSC-klagomål.docx
+++ b/klagomål/A 50814-2025 FSC-klagomål.docx
@@ -673,7 +673,7 @@
     <w:r>
       <w:tab/>
       <w:tab/>
-      <w:t>2025-10-17</w:t>
+      <w:t>2025-10-18</w:t>
       <w:br/>
       <w:br/>
     </w:r>

--- a/klagomål/A 50814-2025 FSC-klagomål.docx
+++ b/klagomål/A 50814-2025 FSC-klagomål.docx
@@ -673,7 +673,7 @@
     <w:r>
       <w:tab/>
       <w:tab/>
-      <w:t>2025-10-18</w:t>
+      <w:t>2025-10-19</w:t>
       <w:br/>
       <w:br/>
     </w:r>

--- a/klagomål/A 50814-2025 FSC-klagomål.docx
+++ b/klagomål/A 50814-2025 FSC-klagomål.docx
@@ -673,7 +673,7 @@
     <w:r>
       <w:tab/>
       <w:tab/>
-      <w:t>2025-10-19</w:t>
+      <w:t>2025-10-20</w:t>
       <w:br/>
       <w:br/>
     </w:r>

--- a/klagomål/A 50814-2025 FSC-klagomål.docx
+++ b/klagomål/A 50814-2025 FSC-klagomål.docx
@@ -673,7 +673,7 @@
     <w:r>
       <w:tab/>
       <w:tab/>
-      <w:t>2025-10-20</w:t>
+      <w:t>2025-10-21</w:t>
       <w:br/>
       <w:br/>
     </w:r>

--- a/klagomål/A 50814-2025 FSC-klagomål.docx
+++ b/klagomål/A 50814-2025 FSC-klagomål.docx
@@ -673,7 +673,7 @@
     <w:r>
       <w:tab/>
       <w:tab/>
-      <w:t>2025-10-21</w:t>
+      <w:t>2025-10-22</w:t>
       <w:br/>
       <w:br/>
     </w:r>

--- a/klagomål/A 50814-2025 FSC-klagomål.docx
+++ b/klagomål/A 50814-2025 FSC-klagomål.docx
@@ -673,7 +673,7 @@
     <w:r>
       <w:tab/>
       <w:tab/>
-      <w:t>2025-10-22</w:t>
+      <w:t>2025-10-23</w:t>
       <w:br/>
       <w:br/>
     </w:r>

--- a/klagomål/A 50814-2025 FSC-klagomål.docx
+++ b/klagomål/A 50814-2025 FSC-klagomål.docx
@@ -673,7 +673,7 @@
     <w:r>
       <w:tab/>
       <w:tab/>
-      <w:t>2025-10-23</w:t>
+      <w:t>2025-10-24</w:t>
       <w:br/>
       <w:br/>
     </w:r>

--- a/klagomål/A 50814-2025 FSC-klagomål.docx
+++ b/klagomål/A 50814-2025 FSC-klagomål.docx
@@ -673,7 +673,7 @@
     <w:r>
       <w:tab/>
       <w:tab/>
-      <w:t>2025-10-24</w:t>
+      <w:t>2025-10-25</w:t>
       <w:br/>
       <w:br/>
     </w:r>

--- a/klagomål/A 50814-2025 FSC-klagomål.docx
+++ b/klagomål/A 50814-2025 FSC-klagomål.docx
@@ -673,7 +673,7 @@
     <w:r>
       <w:tab/>
       <w:tab/>
-      <w:t>2025-10-25</w:t>
+      <w:t>2025-10-26</w:t>
       <w:br/>
       <w:br/>
     </w:r>

--- a/klagomål/A 50814-2025 FSC-klagomål.docx
+++ b/klagomål/A 50814-2025 FSC-klagomål.docx
@@ -673,7 +673,7 @@
     <w:r>
       <w:tab/>
       <w:tab/>
-      <w:t>2025-10-26</w:t>
+      <w:t>2025-10-27</w:t>
       <w:br/>
       <w:br/>
     </w:r>

--- a/klagomål/A 50814-2025 FSC-klagomål.docx
+++ b/klagomål/A 50814-2025 FSC-klagomål.docx
@@ -673,7 +673,7 @@
     <w:r>
       <w:tab/>
       <w:tab/>
-      <w:t>2025-10-27</w:t>
+      <w:t>2025-10-28</w:t>
       <w:br/>
       <w:br/>
     </w:r>

--- a/klagomål/A 50814-2025 FSC-klagomål.docx
+++ b/klagomål/A 50814-2025 FSC-klagomål.docx
@@ -673,7 +673,7 @@
     <w:r>
       <w:tab/>
       <w:tab/>
-      <w:t>2025-10-28</w:t>
+      <w:t>2025-10-29</w:t>
       <w:br/>
       <w:br/>
     </w:r>

--- a/klagomål/A 50814-2025 FSC-klagomål.docx
+++ b/klagomål/A 50814-2025 FSC-klagomål.docx
@@ -673,7 +673,7 @@
     <w:r>
       <w:tab/>
       <w:tab/>
-      <w:t>2025-10-29</w:t>
+      <w:t>2025-10-30</w:t>
       <w:br/>
       <w:br/>
     </w:r>

--- a/klagomål/A 50814-2025 FSC-klagomål.docx
+++ b/klagomål/A 50814-2025 FSC-klagomål.docx
@@ -673,7 +673,7 @@
     <w:r>
       <w:tab/>
       <w:tab/>
-      <w:t>2025-10-30</w:t>
+      <w:t>2025-10-31</w:t>
       <w:br/>
       <w:br/>
     </w:r>

--- a/klagomål/A 50814-2025 FSC-klagomål.docx
+++ b/klagomål/A 50814-2025 FSC-klagomål.docx
@@ -673,7 +673,7 @@
     <w:r>
       <w:tab/>
       <w:tab/>
-      <w:t>2025-10-31</w:t>
+      <w:t>2025-11-01</w:t>
       <w:br/>
       <w:br/>
     </w:r>

--- a/klagomål/A 50814-2025 FSC-klagomål.docx
+++ b/klagomål/A 50814-2025 FSC-klagomål.docx
@@ -673,7 +673,7 @@
     <w:r>
       <w:tab/>
       <w:tab/>
-      <w:t>2025-11-15</w:t>
+      <w:t>2025-11-20</w:t>
       <w:br/>
       <w:br/>
     </w:r>

--- a/klagomål/A 50814-2025 FSC-klagomål.docx
+++ b/klagomål/A 50814-2025 FSC-klagomål.docx
@@ -673,7 +673,7 @@
     <w:r>
       <w:tab/>
       <w:tab/>
-      <w:t>2025-11-20</w:t>
+      <w:t>2025-11-21</w:t>
       <w:br/>
       <w:br/>
     </w:r>

--- a/klagomål/A 50814-2025 FSC-klagomål.docx
+++ b/klagomål/A 50814-2025 FSC-klagomål.docx
@@ -673,7 +673,7 @@
     <w:r>
       <w:tab/>
       <w:tab/>
-      <w:t>2025-11-21</w:t>
+      <w:t>2025-11-22</w:t>
       <w:br/>
       <w:br/>
     </w:r>

--- a/klagomål/A 50814-2025 FSC-klagomål.docx
+++ b/klagomål/A 50814-2025 FSC-klagomål.docx
@@ -673,7 +673,7 @@
     <w:r>
       <w:tab/>
       <w:tab/>
-      <w:t>2025-11-22</w:t>
+      <w:t>2025-11-23</w:t>
       <w:br/>
       <w:br/>
     </w:r>

--- a/klagomål/A 50814-2025 FSC-klagomål.docx
+++ b/klagomål/A 50814-2025 FSC-klagomål.docx
@@ -673,7 +673,7 @@
     <w:r>
       <w:tab/>
       <w:tab/>
-      <w:t>2025-11-23</w:t>
+      <w:t>2025-11-24</w:t>
       <w:br/>
       <w:br/>
     </w:r>

--- a/klagomål/A 50814-2025 FSC-klagomål.docx
+++ b/klagomål/A 50814-2025 FSC-klagomål.docx
@@ -673,7 +673,7 @@
     <w:r>
       <w:tab/>
       <w:tab/>
-      <w:t>2025-11-24</w:t>
+      <w:t>2025-11-25</w:t>
       <w:br/>
       <w:br/>
     </w:r>

--- a/klagomål/A 50814-2025 FSC-klagomål.docx
+++ b/klagomål/A 50814-2025 FSC-klagomål.docx
@@ -673,7 +673,7 @@
     <w:r>
       <w:tab/>
       <w:tab/>
-      <w:t>2025-11-25</w:t>
+      <w:t>2025-11-26</w:t>
       <w:br/>
       <w:br/>
     </w:r>

--- a/klagomål/A 50814-2025 FSC-klagomål.docx
+++ b/klagomål/A 50814-2025 FSC-klagomål.docx
@@ -673,7 +673,7 @@
     <w:r>
       <w:tab/>
       <w:tab/>
-      <w:t>2025-11-26</w:t>
+      <w:t>2025-11-27</w:t>
       <w:br/>
       <w:br/>
     </w:r>

--- a/klagomål/A 50814-2025 FSC-klagomål.docx
+++ b/klagomål/A 50814-2025 FSC-klagomål.docx
@@ -673,7 +673,7 @@
     <w:r>
       <w:tab/>
       <w:tab/>
-      <w:t>2025-11-27</w:t>
+      <w:t>2025-11-28</w:t>
       <w:br/>
       <w:br/>
     </w:r>

--- a/klagomål/A 50814-2025 FSC-klagomål.docx
+++ b/klagomål/A 50814-2025 FSC-klagomål.docx
@@ -673,7 +673,7 @@
     <w:r>
       <w:tab/>
       <w:tab/>
-      <w:t>2025-11-28</w:t>
+      <w:t>2025-11-29</w:t>
       <w:br/>
       <w:br/>
     </w:r>

--- a/klagomål/A 50814-2025 FSC-klagomål.docx
+++ b/klagomål/A 50814-2025 FSC-klagomål.docx
@@ -673,7 +673,7 @@
     <w:r>
       <w:tab/>
       <w:tab/>
-      <w:t>2025-11-29</w:t>
+      <w:t>2025-11-30</w:t>
       <w:br/>
       <w:br/>
     </w:r>

--- a/klagomål/A 50814-2025 FSC-klagomål.docx
+++ b/klagomål/A 50814-2025 FSC-klagomål.docx
@@ -673,7 +673,7 @@
     <w:r>
       <w:tab/>
       <w:tab/>
-      <w:t>2025-11-30</w:t>
+      <w:t>2025-12-01</w:t>
       <w:br/>
       <w:br/>
     </w:r>

--- a/klagomål/A 50814-2025 FSC-klagomål.docx
+++ b/klagomål/A 50814-2025 FSC-klagomål.docx
@@ -673,7 +673,7 @@
     <w:r>
       <w:tab/>
       <w:tab/>
-      <w:t>2025-12-01</w:t>
+      <w:t>2025-12-02</w:t>
       <w:br/>
       <w:br/>
     </w:r>

--- a/klagomål/A 50814-2025 FSC-klagomål.docx
+++ b/klagomål/A 50814-2025 FSC-klagomål.docx
@@ -673,7 +673,7 @@
     <w:r>
       <w:tab/>
       <w:tab/>
-      <w:t>2025-12-02</w:t>
+      <w:t>2025-12-03</w:t>
       <w:br/>
       <w:br/>
     </w:r>

--- a/klagomål/A 50814-2025 FSC-klagomål.docx
+++ b/klagomål/A 50814-2025 FSC-klagomål.docx
@@ -673,7 +673,7 @@
     <w:r>
       <w:tab/>
       <w:tab/>
-      <w:t>2025-12-03</w:t>
+      <w:t>2025-12-04</w:t>
       <w:br/>
       <w:br/>
     </w:r>

--- a/klagomål/A 50814-2025 FSC-klagomål.docx
+++ b/klagomål/A 50814-2025 FSC-klagomål.docx
@@ -673,7 +673,7 @@
     <w:r>
       <w:tab/>
       <w:tab/>
-      <w:t>2025-12-04</w:t>
+      <w:t>2025-12-05</w:t>
       <w:br/>
       <w:br/>
     </w:r>

--- a/klagomål/A 50814-2025 FSC-klagomål.docx
+++ b/klagomål/A 50814-2025 FSC-klagomål.docx
@@ -673,7 +673,7 @@
     <w:r>
       <w:tab/>
       <w:tab/>
-      <w:t>2025-12-05</w:t>
+      <w:t>2025-12-06</w:t>
       <w:br/>
       <w:br/>
     </w:r>

--- a/klagomål/A 50814-2025 FSC-klagomål.docx
+++ b/klagomål/A 50814-2025 FSC-klagomål.docx
@@ -673,7 +673,7 @@
     <w:r>
       <w:tab/>
       <w:tab/>
-      <w:t>2025-12-06</w:t>
+      <w:t>2025-12-07</w:t>
       <w:br/>
       <w:br/>
     </w:r>

--- a/klagomål/A 50814-2025 FSC-klagomål.docx
+++ b/klagomål/A 50814-2025 FSC-klagomål.docx
@@ -673,7 +673,7 @@
     <w:r>
       <w:tab/>
       <w:tab/>
-      <w:t>2025-12-07</w:t>
+      <w:t>2025-12-08</w:t>
       <w:br/>
       <w:br/>
     </w:r>

--- a/klagomål/A 50814-2025 FSC-klagomål.docx
+++ b/klagomål/A 50814-2025 FSC-klagomål.docx
@@ -673,7 +673,7 @@
     <w:r>
       <w:tab/>
       <w:tab/>
-      <w:t>2025-12-08</w:t>
+      <w:t>2025-12-09</w:t>
       <w:br/>
       <w:br/>
     </w:r>

--- a/klagomål/A 50814-2025 FSC-klagomål.docx
+++ b/klagomål/A 50814-2025 FSC-klagomål.docx
@@ -673,7 +673,7 @@
     <w:r>
       <w:tab/>
       <w:tab/>
-      <w:t>2025-12-09</w:t>
+      <w:t>2025-12-10</w:t>
       <w:br/>
       <w:br/>
     </w:r>

--- a/klagomål/A 50814-2025 FSC-klagomål.docx
+++ b/klagomål/A 50814-2025 FSC-klagomål.docx
@@ -673,7 +673,7 @@
     <w:r>
       <w:tab/>
       <w:tab/>
-      <w:t>2025-12-10</w:t>
+      <w:t>2025-12-11</w:t>
       <w:br/>
       <w:br/>
     </w:r>

--- a/klagomål/A 50814-2025 FSC-klagomål.docx
+++ b/klagomål/A 50814-2025 FSC-klagomål.docx
@@ -673,7 +673,7 @@
     <w:r>
       <w:tab/>
       <w:tab/>
-      <w:t>2025-12-11</w:t>
+      <w:t>2025-12-12</w:t>
       <w:br/>
       <w:br/>
     </w:r>

--- a/klagomål/A 50814-2025 FSC-klagomål.docx
+++ b/klagomål/A 50814-2025 FSC-klagomål.docx
@@ -673,7 +673,7 @@
     <w:r>
       <w:tab/>
       <w:tab/>
-      <w:t>2025-12-12</w:t>
+      <w:t>2025-12-13</w:t>
       <w:br/>
       <w:br/>
     </w:r>

--- a/klagomål/A 50814-2025 FSC-klagomål.docx
+++ b/klagomål/A 50814-2025 FSC-klagomål.docx
@@ -673,7 +673,7 @@
     <w:r>
       <w:tab/>
       <w:tab/>
-      <w:t>2025-12-19</w:t>
+      <w:t>2025-12-20</w:t>
       <w:br/>
       <w:br/>
     </w:r>

--- a/klagomål/A 50814-2025 FSC-klagomål.docx
+++ b/klagomål/A 50814-2025 FSC-klagomål.docx
@@ -673,7 +673,7 @@
     <w:r>
       <w:tab/>
       <w:tab/>
-      <w:t>2025-12-20</w:t>
+      <w:t>2025-12-21</w:t>
       <w:br/>
       <w:br/>
     </w:r>

--- a/klagomål/A 50814-2025 FSC-klagomål.docx
+++ b/klagomål/A 50814-2025 FSC-klagomål.docx
@@ -673,7 +673,7 @@
     <w:r>
       <w:tab/>
       <w:tab/>
-      <w:t>2025-12-21</w:t>
+      <w:t>2025-12-22</w:t>
       <w:br/>
       <w:br/>
     </w:r>

--- a/klagomål/A 50814-2025 FSC-klagomål.docx
+++ b/klagomål/A 50814-2025 FSC-klagomål.docx
@@ -673,7 +673,7 @@
     <w:r>
       <w:tab/>
       <w:tab/>
-      <w:t>2025-12-22</w:t>
+      <w:t>2025-12-26</w:t>
       <w:br/>
       <w:br/>
     </w:r>

--- a/klagomål/A 50814-2025 FSC-klagomål.docx
+++ b/klagomål/A 50814-2025 FSC-klagomål.docx
@@ -673,7 +673,7 @@
     <w:r>
       <w:tab/>
       <w:tab/>
-      <w:t>2025-12-26</w:t>
+      <w:t>2025-12-28</w:t>
       <w:br/>
       <w:br/>
     </w:r>

--- a/klagomål/A 50814-2025 FSC-klagomål.docx
+++ b/klagomål/A 50814-2025 FSC-klagomål.docx
@@ -673,7 +673,7 @@
     <w:r>
       <w:tab/>
       <w:tab/>
-      <w:t>2025-12-28</w:t>
+      <w:t>2025-12-29</w:t>
       <w:br/>
       <w:br/>
     </w:r>

--- a/klagomål/A 50814-2025 FSC-klagomål.docx
+++ b/klagomål/A 50814-2025 FSC-klagomål.docx
@@ -673,7 +673,7 @@
     <w:r>
       <w:tab/>
       <w:tab/>
-      <w:t>2025-12-29</w:t>
+      <w:t>2025-12-30</w:t>
       <w:br/>
       <w:br/>
     </w:r>

--- a/klagomål/A 50814-2025 FSC-klagomål.docx
+++ b/klagomål/A 50814-2025 FSC-klagomål.docx
@@ -673,7 +673,7 @@
     <w:r>
       <w:tab/>
       <w:tab/>
-      <w:t>2025-12-30</w:t>
+      <w:t>2025-12-31</w:t>
       <w:br/>
       <w:br/>
     </w:r>

--- a/klagomål/A 50814-2025 FSC-klagomål.docx
+++ b/klagomål/A 50814-2025 FSC-klagomål.docx
@@ -673,7 +673,7 @@
     <w:r>
       <w:tab/>
       <w:tab/>
-      <w:t>2026-01-07</w:t>
+      <w:t>2026-01-08</w:t>
       <w:br/>
       <w:br/>
     </w:r>

--- a/klagomål/A 50814-2025 FSC-klagomål.docx
+++ b/klagomål/A 50814-2025 FSC-klagomål.docx
@@ -673,7 +673,7 @@
     <w:r>
       <w:tab/>
       <w:tab/>
-      <w:t>2026-01-08</w:t>
+      <w:t>2026-01-09</w:t>
       <w:br/>
       <w:br/>
     </w:r>

--- a/klagomål/A 50814-2025 FSC-klagomål.docx
+++ b/klagomål/A 50814-2025 FSC-klagomål.docx
@@ -673,7 +673,7 @@
     <w:r>
       <w:tab/>
       <w:tab/>
-      <w:t>2026-01-09</w:t>
+      <w:t>2026-01-10</w:t>
       <w:br/>
       <w:br/>
     </w:r>

--- a/klagomål/A 50814-2025 FSC-klagomål.docx
+++ b/klagomål/A 50814-2025 FSC-klagomål.docx
@@ -673,7 +673,7 @@
     <w:r>
       <w:tab/>
       <w:tab/>
-      <w:t>2026-01-10</w:t>
+      <w:t>2026-01-11</w:t>
       <w:br/>
       <w:br/>
     </w:r>

--- a/klagomål/A 50814-2025 FSC-klagomål.docx
+++ b/klagomål/A 50814-2025 FSC-klagomål.docx
@@ -673,7 +673,7 @@
     <w:r>
       <w:tab/>
       <w:tab/>
-      <w:t>2026-01-11</w:t>
+      <w:t>2026-01-12</w:t>
       <w:br/>
       <w:br/>
     </w:r>

--- a/klagomål/A 50814-2025 FSC-klagomål.docx
+++ b/klagomål/A 50814-2025 FSC-klagomål.docx
@@ -673,7 +673,7 @@
     <w:r>
       <w:tab/>
       <w:tab/>
-      <w:t>2026-01-12</w:t>
+      <w:t>2026-01-13</w:t>
       <w:br/>
       <w:br/>
     </w:r>

--- a/klagomål/A 50814-2025 FSC-klagomål.docx
+++ b/klagomål/A 50814-2025 FSC-klagomål.docx
@@ -673,7 +673,7 @@
     <w:r>
       <w:tab/>
       <w:tab/>
-      <w:t>2026-01-13</w:t>
+      <w:t>2026-01-14</w:t>
       <w:br/>
       <w:br/>
     </w:r>

--- a/klagomål/A 50814-2025 FSC-klagomål.docx
+++ b/klagomål/A 50814-2025 FSC-klagomål.docx
@@ -673,7 +673,7 @@
     <w:r>
       <w:tab/>
       <w:tab/>
-      <w:t>2026-01-14</w:t>
+      <w:t>2026-01-15</w:t>
       <w:br/>
       <w:br/>
     </w:r>

--- a/klagomål/A 50814-2025 FSC-klagomål.docx
+++ b/klagomål/A 50814-2025 FSC-klagomål.docx
@@ -673,7 +673,7 @@
     <w:r>
       <w:tab/>
       <w:tab/>
-      <w:t>2026-01-15</w:t>
+      <w:t>2026-01-16</w:t>
       <w:br/>
       <w:br/>
     </w:r>

--- a/klagomål/A 50814-2025 FSC-klagomål.docx
+++ b/klagomål/A 50814-2025 FSC-klagomål.docx
@@ -673,7 +673,7 @@
     <w:r>
       <w:tab/>
       <w:tab/>
-      <w:t>2026-01-16</w:t>
+      <w:t>2026-01-17</w:t>
       <w:br/>
       <w:br/>
     </w:r>

--- a/klagomål/A 50814-2025 FSC-klagomål.docx
+++ b/klagomål/A 50814-2025 FSC-klagomål.docx
@@ -673,7 +673,7 @@
     <w:r>
       <w:tab/>
       <w:tab/>
-      <w:t>2026-01-17</w:t>
+      <w:t>2026-01-18</w:t>
       <w:br/>
       <w:br/>
     </w:r>

--- a/klagomål/A 50814-2025 FSC-klagomål.docx
+++ b/klagomål/A 50814-2025 FSC-klagomål.docx
@@ -673,7 +673,7 @@
     <w:r>
       <w:tab/>
       <w:tab/>
-      <w:t>2026-01-18</w:t>
+      <w:t>2026-01-19</w:t>
       <w:br/>
       <w:br/>
     </w:r>

--- a/klagomål/A 50814-2025 FSC-klagomål.docx
+++ b/klagomål/A 50814-2025 FSC-klagomål.docx
@@ -673,7 +673,7 @@
     <w:r>
       <w:tab/>
       <w:tab/>
-      <w:t>2026-01-19</w:t>
+      <w:t>2026-01-20</w:t>
       <w:br/>
       <w:br/>
     </w:r>

--- a/klagomål/A 50814-2025 FSC-klagomål.docx
+++ b/klagomål/A 50814-2025 FSC-klagomål.docx
@@ -673,7 +673,7 @@
     <w:r>
       <w:tab/>
       <w:tab/>
-      <w:t>2026-01-20</w:t>
+      <w:t>2026-01-21</w:t>
       <w:br/>
       <w:br/>
     </w:r>

--- a/klagomål/A 50814-2025 FSC-klagomål.docx
+++ b/klagomål/A 50814-2025 FSC-klagomål.docx
@@ -673,7 +673,7 @@
     <w:r>
       <w:tab/>
       <w:tab/>
-      <w:t>2026-01-21</w:t>
+      <w:t>2026-01-23</w:t>
       <w:br/>
       <w:br/>
     </w:r>

--- a/klagomål/A 50814-2025 FSC-klagomål.docx
+++ b/klagomål/A 50814-2025 FSC-klagomål.docx
@@ -673,7 +673,7 @@
     <w:r>
       <w:tab/>
       <w:tab/>
-      <w:t>2026-01-23</w:t>
+      <w:t>2026-01-24</w:t>
       <w:br/>
       <w:br/>
     </w:r>

--- a/klagomål/A 50814-2025 FSC-klagomål.docx
+++ b/klagomål/A 50814-2025 FSC-klagomål.docx
@@ -673,7 +673,7 @@
     <w:r>
       <w:tab/>
       <w:tab/>
-      <w:t>2026-01-24</w:t>
+      <w:t>2026-01-25</w:t>
       <w:br/>
       <w:br/>
     </w:r>

--- a/klagomål/A 50814-2025 FSC-klagomål.docx
+++ b/klagomål/A 50814-2025 FSC-klagomål.docx
@@ -673,7 +673,7 @@
     <w:r>
       <w:tab/>
       <w:tab/>
-      <w:t>2026-01-25</w:t>
+      <w:t>2026-01-26</w:t>
       <w:br/>
       <w:br/>
     </w:r>

--- a/klagomål/A 50814-2025 FSC-klagomål.docx
+++ b/klagomål/A 50814-2025 FSC-klagomål.docx
@@ -673,7 +673,7 @@
     <w:r>
       <w:tab/>
       <w:tab/>
-      <w:t>2026-01-26</w:t>
+      <w:t>2026-01-27</w:t>
       <w:br/>
       <w:br/>
     </w:r>

--- a/klagomål/A 50814-2025 FSC-klagomål.docx
+++ b/klagomål/A 50814-2025 FSC-klagomål.docx
@@ -673,7 +673,7 @@
     <w:r>
       <w:tab/>
       <w:tab/>
-      <w:t>2026-01-27</w:t>
+      <w:t>2026-01-28</w:t>
       <w:br/>
       <w:br/>
     </w:r>

--- a/klagomål/A 50814-2025 FSC-klagomål.docx
+++ b/klagomål/A 50814-2025 FSC-klagomål.docx
@@ -112,7 +112,7 @@
         <w:pStyle w:val="ListBullet"/>
       </w:pPr>
       <w:r>
-        <w:t>Om ett ombud (tex Norra skog eller Mellanskog) avverkningsanmäler en skog med naturvärden motsvarande nyckelbiotops kvalité men markägaren inte är FSC certifierad, bör du skicka in ett FSC kontrollerat virke klagomål. Då ska klagomålet skickas till ombudsföretaget.</w:t>
+        <w:t>Om ett ombud (tex Norra skog eller Mellanskog) avverkningsanmäler en skog med naturvärden motsvarande nyckelbiotops kvalitet men markägaren inte är FSC certifierad, bör du skicka in ett FSC kontrollerat virke klagomål. Då ska klagomålet skickas till ombudsföretaget.</w:t>
       </w:r>
     </w:p>
     <w:p>
@@ -265,7 +265,34 @@
         <w:t>Sårläka</w:t>
       </w:r>
       <w:r>
-        <w:t xml:space="preserve"> växer på mullrik mark i skuggiga eller halvskuggiga lövskogar och lundar men också i örtrika kalkbarrskogar. Arten ingår i en exklusiv lundflora som bara uppträder i de allra rikaste kalkbarrskogarna söder om den biologiska norrlandsgränsen. I ädellövskogar och lundar är den också knuten till områden med en mycket rik mångfald av naturvårdsarter. Sårläka är värdväxt för den rödlistade fjärilen sårläkeplattmal (NT) (SLU Artdatabanken, 2024; Nitare &amp; Skogsstyrelsen, 2019).</w:t>
+        <w:t xml:space="preserve"> växer på mullrik mark i skuggiga eller halvskuggiga lövskogar och lundar men också i örtrika kalkbarrskogar. Arten ingår i en exklusiv lundflora som bara uppträder i de allra rikaste kalkbarrskogarna söder om den biologiska norrlandsgränsen. I ädellövskogar och lundar är den också knuten till områden med en mycket rik mångfald av naturvårdsarter. Sårläka är typisk art för </w:t>
+      </w:r>
+      <w:r>
+        <w:rPr>
+          <w:i/>
+        </w:rPr>
+        <w:t xml:space="preserve">9050 Näringsrik granskog, 9020 Nordlig ädellövskog, 9130 Näringsrik bokskog </w:t>
+      </w:r>
+      <w:r>
+        <w:t xml:space="preserve">och </w:t>
+      </w:r>
+      <w:r>
+        <w:rPr>
+          <w:i/>
+        </w:rPr>
+        <w:t>9160 Näringsrik ekskog</w:t>
+      </w:r>
+      <w:r>
+        <w:t xml:space="preserve"> och värdväxt för den rödlistade fjärilen sårläkeplattmal (NT).</w:t>
+      </w:r>
+      <w:r>
+        <w:rPr>
+          <w:i/>
+        </w:rPr>
+        <w:t xml:space="preserve"> </w:t>
+      </w:r>
+      <w:r>
+        <w:t>Sårläka har minskat kraftigt under de senaste åren och enligt artdatabankens preliminära bedömning kommer den att bli rödlistad som nära hotad (NT) i nästa rödlista som kommer 2026 (SLU Artdatabanken, 2024; Nitare &amp; Skogsstyrelsen, 2019).</w:t>
       </w:r>
     </w:p>
     <w:p>
@@ -673,7 +700,7 @@
     <w:r>
       <w:tab/>
       <w:tab/>
-      <w:t>2026-01-28</w:t>
+      <w:t>2026-01-29</w:t>
       <w:br/>
       <w:br/>
     </w:r>

--- a/klagomål/A 50814-2025 FSC-klagomål.docx
+++ b/klagomål/A 50814-2025 FSC-klagomål.docx
@@ -700,7 +700,7 @@
     <w:r>
       <w:tab/>
       <w:tab/>
-      <w:t>2026-01-29</w:t>
+      <w:t>2026-01-30</w:t>
       <w:br/>
       <w:br/>
     </w:r>

--- a/klagomål/A 50814-2025 FSC-klagomål.docx
+++ b/klagomål/A 50814-2025 FSC-klagomål.docx
@@ -700,7 +700,7 @@
     <w:r>
       <w:tab/>
       <w:tab/>
-      <w:t>2026-01-30</w:t>
+      <w:t>2026-01-31</w:t>
       <w:br/>
       <w:br/>
     </w:r>

--- a/klagomål/A 50814-2025 FSC-klagomål.docx
+++ b/klagomål/A 50814-2025 FSC-klagomål.docx
@@ -700,7 +700,7 @@
     <w:r>
       <w:tab/>
       <w:tab/>
-      <w:t>2026-02-28</w:t>
+      <w:t>2026-03-01</w:t>
       <w:br/>
       <w:br/>
     </w:r>

--- a/klagomål/A 50814-2025 FSC-klagomål.docx
+++ b/klagomål/A 50814-2025 FSC-klagomål.docx
@@ -700,7 +700,7 @@
     <w:r>
       <w:tab/>
       <w:tab/>
-      <w:t>2026-03-01</w:t>
+      <w:t>2026-03-02</w:t>
       <w:br/>
       <w:br/>
     </w:r>

--- a/klagomål/A 50814-2025 FSC-klagomål.docx
+++ b/klagomål/A 50814-2025 FSC-klagomål.docx
@@ -700,7 +700,7 @@
     <w:r>
       <w:tab/>
       <w:tab/>
-      <w:t>2026-03-02</w:t>
+      <w:t>2026-03-03</w:t>
       <w:br/>
       <w:br/>
     </w:r>

--- a/klagomål/A 50814-2025 FSC-klagomål.docx
+++ b/klagomål/A 50814-2025 FSC-klagomål.docx
@@ -700,7 +700,7 @@
     <w:r>
       <w:tab/>
       <w:tab/>
-      <w:t>2026-03-03</w:t>
+      <w:t>2026-03-04</w:t>
       <w:br/>
       <w:br/>
     </w:r>

--- a/klagomål/A 50814-2025 FSC-klagomål.docx
+++ b/klagomål/A 50814-2025 FSC-klagomål.docx
@@ -700,7 +700,7 @@
     <w:r>
       <w:tab/>
       <w:tab/>
-      <w:t>2026-03-04</w:t>
+      <w:t>2026-03-05</w:t>
       <w:br/>
       <w:br/>
     </w:r>

--- a/klagomål/A 50814-2025 FSC-klagomål.docx
+++ b/klagomål/A 50814-2025 FSC-klagomål.docx
@@ -700,7 +700,7 @@
     <w:r>
       <w:tab/>
       <w:tab/>
-      <w:t>2026-03-05</w:t>
+      <w:t>2026-03-06</w:t>
       <w:br/>
       <w:br/>
     </w:r>

--- a/klagomål/A 50814-2025 FSC-klagomål.docx
+++ b/klagomål/A 50814-2025 FSC-klagomål.docx
@@ -700,7 +700,7 @@
     <w:r>
       <w:tab/>
       <w:tab/>
-      <w:t>2026-03-06</w:t>
+      <w:t>2026-03-07</w:t>
       <w:br/>
       <w:br/>
     </w:r>

--- a/klagomål/A 50814-2025 FSC-klagomål.docx
+++ b/klagomål/A 50814-2025 FSC-klagomål.docx
@@ -700,7 +700,7 @@
     <w:r>
       <w:tab/>
       <w:tab/>
-      <w:t>2026-03-13</w:t>
+      <w:t>2026-03-16</w:t>
       <w:br/>
       <w:br/>
     </w:r>

--- a/klagomål/A 50814-2025 FSC-klagomål.docx
+++ b/klagomål/A 50814-2025 FSC-klagomål.docx
@@ -700,7 +700,7 @@
     <w:r>
       <w:tab/>
       <w:tab/>
-      <w:t>2026-03-16</w:t>
+      <w:t>2026-03-17</w:t>
       <w:br/>
       <w:br/>
     </w:r>

--- a/klagomål/A 50814-2025 FSC-klagomål.docx
+++ b/klagomål/A 50814-2025 FSC-klagomål.docx
@@ -700,7 +700,7 @@
     <w:r>
       <w:tab/>
       <w:tab/>
-      <w:t>2026-03-17</w:t>
+      <w:t>2026-03-18</w:t>
       <w:br/>
       <w:br/>
     </w:r>

--- a/klagomål/A 50814-2025 FSC-klagomål.docx
+++ b/klagomål/A 50814-2025 FSC-klagomål.docx
@@ -700,7 +700,7 @@
     <w:r>
       <w:tab/>
       <w:tab/>
-      <w:t>2026-03-18</w:t>
+      <w:t>2026-03-19</w:t>
       <w:br/>
       <w:br/>
     </w:r>

--- a/klagomål/A 50814-2025 FSC-klagomål.docx
+++ b/klagomål/A 50814-2025 FSC-klagomål.docx
@@ -700,7 +700,7 @@
     <w:r>
       <w:tab/>
       <w:tab/>
-      <w:t>2026-03-19</w:t>
+      <w:t>2026-03-20</w:t>
       <w:br/>
       <w:br/>
     </w:r>

--- a/klagomål/A 50814-2025 FSC-klagomål.docx
+++ b/klagomål/A 50814-2025 FSC-klagomål.docx
@@ -700,7 +700,7 @@
     <w:r>
       <w:tab/>
       <w:tab/>
-      <w:t>2026-03-20</w:t>
+      <w:t>2026-03-21</w:t>
       <w:br/>
       <w:br/>
     </w:r>

--- a/klagomål/A 50814-2025 FSC-klagomål.docx
+++ b/klagomål/A 50814-2025 FSC-klagomål.docx
@@ -700,7 +700,7 @@
     <w:r>
       <w:tab/>
       <w:tab/>
-      <w:t>2026-03-21</w:t>
+      <w:t>2026-03-22</w:t>
       <w:br/>
       <w:br/>
     </w:r>

--- a/klagomål/A 50814-2025 FSC-klagomål.docx
+++ b/klagomål/A 50814-2025 FSC-klagomål.docx
@@ -700,7 +700,7 @@
     <w:r>
       <w:tab/>
       <w:tab/>
-      <w:t>2026-03-22</w:t>
+      <w:t>2026-03-23</w:t>
       <w:br/>
       <w:br/>
     </w:r>

--- a/klagomål/A 50814-2025 FSC-klagomål.docx
+++ b/klagomål/A 50814-2025 FSC-klagomål.docx
@@ -700,7 +700,7 @@
     <w:r>
       <w:tab/>
       <w:tab/>
-      <w:t>2026-03-23</w:t>
+      <w:t>2026-03-24</w:t>
       <w:br/>
       <w:br/>
     </w:r>

--- a/klagomål/A 50814-2025 FSC-klagomål.docx
+++ b/klagomål/A 50814-2025 FSC-klagomål.docx
@@ -700,7 +700,7 @@
     <w:r>
       <w:tab/>
       <w:tab/>
-      <w:t>2026-03-24</w:t>
+      <w:t>2026-03-25</w:t>
       <w:br/>
       <w:br/>
     </w:r>

--- a/klagomål/A 50814-2025 FSC-klagomål.docx
+++ b/klagomål/A 50814-2025 FSC-klagomål.docx
@@ -700,7 +700,7 @@
     <w:r>
       <w:tab/>
       <w:tab/>
-      <w:t>2026-03-25</w:t>
+      <w:t>2026-03-26</w:t>
       <w:br/>
       <w:br/>
     </w:r>

--- a/klagomål/A 50814-2025 FSC-klagomål.docx
+++ b/klagomål/A 50814-2025 FSC-klagomål.docx
@@ -700,7 +700,7 @@
     <w:r>
       <w:tab/>
       <w:tab/>
-      <w:t>2026-03-26</w:t>
+      <w:t>2026-03-27</w:t>
       <w:br/>
       <w:br/>
     </w:r>

--- a/klagomål/A 50814-2025 FSC-klagomål.docx
+++ b/klagomål/A 50814-2025 FSC-klagomål.docx
@@ -700,7 +700,7 @@
     <w:r>
       <w:tab/>
       <w:tab/>
-      <w:t>2026-03-27</w:t>
+      <w:t>2026-03-28</w:t>
       <w:br/>
       <w:br/>
     </w:r>

--- a/klagomål/A 50814-2025 FSC-klagomål.docx
+++ b/klagomål/A 50814-2025 FSC-klagomål.docx
@@ -700,7 +700,7 @@
     <w:r>
       <w:tab/>
       <w:tab/>
-      <w:t>2026-03-28</w:t>
+      <w:t>2026-03-29</w:t>
       <w:br/>
       <w:br/>
     </w:r>

--- a/klagomål/A 50814-2025 FSC-klagomål.docx
+++ b/klagomål/A 50814-2025 FSC-klagomål.docx
@@ -700,7 +700,7 @@
     <w:r>
       <w:tab/>
       <w:tab/>
-      <w:t>2026-03-29</w:t>
+      <w:t>2026-03-30</w:t>
       <w:br/>
       <w:br/>
     </w:r>

--- a/klagomål/A 50814-2025 FSC-klagomål.docx
+++ b/klagomål/A 50814-2025 FSC-klagomål.docx
@@ -700,7 +700,7 @@
     <w:r>
       <w:tab/>
       <w:tab/>
-      <w:t>2026-03-30</w:t>
+      <w:t>2026-03-31</w:t>
       <w:br/>
       <w:br/>
     </w:r>

--- a/klagomål/A 50814-2025 FSC-klagomål.docx
+++ b/klagomål/A 50814-2025 FSC-klagomål.docx
@@ -700,7 +700,7 @@
     <w:r>
       <w:tab/>
       <w:tab/>
-      <w:t>2026-03-31</w:t>
+      <w:t>2026-04-01</w:t>
       <w:br/>
       <w:br/>
     </w:r>

--- a/klagomål/A 50814-2025 FSC-klagomål.docx
+++ b/klagomål/A 50814-2025 FSC-klagomål.docx
@@ -700,7 +700,7 @@
     <w:r>
       <w:tab/>
       <w:tab/>
-      <w:t>2026-04-01</w:t>
+      <w:t>2026-04-02</w:t>
       <w:br/>
       <w:br/>
     </w:r>

--- a/klagomål/A 50814-2025 FSC-klagomål.docx
+++ b/klagomål/A 50814-2025 FSC-klagomål.docx
@@ -700,7 +700,7 @@
     <w:r>
       <w:tab/>
       <w:tab/>
-      <w:t>2026-04-02</w:t>
+      <w:t>2026-04-03</w:t>
       <w:br/>
       <w:br/>
     </w:r>

--- a/klagomål/A 50814-2025 FSC-klagomål.docx
+++ b/klagomål/A 50814-2025 FSC-klagomål.docx
@@ -700,7 +700,7 @@
     <w:r>
       <w:tab/>
       <w:tab/>
-      <w:t>2026-04-03</w:t>
+      <w:t>2026-04-04</w:t>
       <w:br/>
       <w:br/>
     </w:r>

--- a/klagomål/A 50814-2025 FSC-klagomål.docx
+++ b/klagomål/A 50814-2025 FSC-klagomål.docx
@@ -700,7 +700,7 @@
     <w:r>
       <w:tab/>
       <w:tab/>
-      <w:t>2026-04-04</w:t>
+      <w:t>2026-04-05</w:t>
       <w:br/>
       <w:br/>
     </w:r>

--- a/klagomål/A 50814-2025 FSC-klagomål.docx
+++ b/klagomål/A 50814-2025 FSC-klagomål.docx
@@ -700,7 +700,7 @@
     <w:r>
       <w:tab/>
       <w:tab/>
-      <w:t>2026-04-05</w:t>
+      <w:t>2026-04-06</w:t>
       <w:br/>
       <w:br/>
     </w:r>

--- a/klagomål/A 50814-2025 FSC-klagomål.docx
+++ b/klagomål/A 50814-2025 FSC-klagomål.docx
@@ -262,10 +262,10 @@
         <w:rPr>
           <w:b/>
         </w:rPr>
-        <w:t>Sårläka</w:t>
+        <w:t>Sårläka (NT)</w:t>
       </w:r>
       <w:r>
-        <w:t xml:space="preserve"> växer på mullrik mark i skuggiga eller halvskuggiga lövskogar och lundar men också i örtrika kalkbarrskogar. Arten ingår i en exklusiv lundflora som bara uppträder i de allra rikaste kalkbarrskogarna söder om den biologiska norrlandsgränsen. I ädellövskogar och lundar är den också knuten till områden med en mycket rik mångfald av naturvårdsarter. Sårläka är typisk art för </w:t>
+        <w:t xml:space="preserve"> växer på mullrik mark i skuggiga eller halvskuggiga lövskogar och lundar men också i örtrika kalkbarrskogar. Arten ingår i en exklusiv lundflora som bara uppträder i de allra rikaste kalkbarrskogarna söder om den biologiska norrlandsgränsen. I ädellövskogar och lundar är den också knuten till områden med en mycket rik mångfald av naturvårdsarter. Enligt Riksskogstaxeringens data förefaller den ha minskat kraftigt (&gt;50%) vilket troligen kan förklaras av det storskaliga skogsbruket med kalhyggen. Sårläka är typisk art för </w:t>
       </w:r>
       <w:r>
         <w:rPr>
@@ -283,16 +283,7 @@
         <w:t>9160 Näringsrik ekskog</w:t>
       </w:r>
       <w:r>
-        <w:t xml:space="preserve"> och värdväxt för den rödlistade fjärilen sårläkeplattmal (NT).</w:t>
-      </w:r>
-      <w:r>
-        <w:rPr>
-          <w:i/>
-        </w:rPr>
-        <w:t xml:space="preserve"> </w:t>
-      </w:r>
-      <w:r>
-        <w:t>Sårläka har minskat kraftigt under de senaste åren och enligt artdatabankens preliminära bedömning kommer den att bli rödlistad som nära hotad (NT) i nästa rödlista som kommer 2026 (SLU Artdatabanken, 2024; Nitare &amp; Skogsstyrelsen, 2019).</w:t>
+        <w:t xml:space="preserve"> samt värdväxt för den rödlistade fjärilen sårläkeplattmal (NT) (SLU Artdatabanken, 2026; Nitare &amp; Skogsstyrelsen, 2019).</w:t>
       </w:r>
     </w:p>
     <w:p>
@@ -700,7 +691,7 @@
     <w:r>
       <w:tab/>
       <w:tab/>
-      <w:t>2026-04-06</w:t>
+      <w:t>2026-04-07</w:t>
       <w:br/>
       <w:br/>
     </w:r>

--- a/klagomål/A 50814-2025 FSC-klagomål.docx
+++ b/klagomål/A 50814-2025 FSC-klagomål.docx
@@ -691,7 +691,7 @@
     <w:r>
       <w:tab/>
       <w:tab/>
-      <w:t>2026-04-07</w:t>
+      <w:t>2026-04-08</w:t>
       <w:br/>
       <w:br/>
     </w:r>

--- a/klagomål/A 50814-2025 FSC-klagomål.docx
+++ b/klagomål/A 50814-2025 FSC-klagomål.docx
@@ -691,7 +691,7 @@
     <w:r>
       <w:tab/>
       <w:tab/>
-      <w:t>2026-04-08</w:t>
+      <w:t>2026-04-09</w:t>
       <w:br/>
       <w:br/>
     </w:r>

--- a/klagomål/A 50814-2025 FSC-klagomål.docx
+++ b/klagomål/A 50814-2025 FSC-klagomål.docx
@@ -691,7 +691,7 @@
     <w:r>
       <w:tab/>
       <w:tab/>
-      <w:t>2026-04-09</w:t>
+      <w:t>2026-04-10</w:t>
       <w:br/>
       <w:br/>
     </w:r>

--- a/klagomål/A 50814-2025 FSC-klagomål.docx
+++ b/klagomål/A 50814-2025 FSC-klagomål.docx
@@ -691,7 +691,7 @@
     <w:r>
       <w:tab/>
       <w:tab/>
-      <w:t>2026-04-10</w:t>
+      <w:t>2026-04-11</w:t>
       <w:br/>
       <w:br/>
     </w:r>

--- a/klagomål/A 50814-2025 FSC-klagomål.docx
+++ b/klagomål/A 50814-2025 FSC-klagomål.docx
@@ -691,7 +691,7 @@
     <w:r>
       <w:tab/>
       <w:tab/>
-      <w:t>2026-05-16</w:t>
+      <w:t>2026-05-17</w:t>
       <w:br/>
       <w:br/>
     </w:r>

--- a/klagomål/A 50814-2025 FSC-klagomål.docx
+++ b/klagomål/A 50814-2025 FSC-klagomål.docx
@@ -691,7 +691,7 @@
     <w:r>
       <w:tab/>
       <w:tab/>
-      <w:t>2026-05-17</w:t>
+      <w:t>2026-05-18</w:t>
       <w:br/>
       <w:br/>
     </w:r>

--- a/klagomål/A 50814-2025 FSC-klagomål.docx
+++ b/klagomål/A 50814-2025 FSC-klagomål.docx
@@ -691,7 +691,7 @@
     <w:r>
       <w:tab/>
       <w:tab/>
-      <w:t>2026-05-18</w:t>
+      <w:t>2026-05-19</w:t>
       <w:br/>
       <w:br/>
     </w:r>

--- a/klagomål/A 50814-2025 FSC-klagomål.docx
+++ b/klagomål/A 50814-2025 FSC-klagomål.docx
@@ -691,7 +691,7 @@
     <w:r>
       <w:tab/>
       <w:tab/>
-      <w:t>2026-05-19</w:t>
+      <w:t>2026-05-20</w:t>
       <w:br/>
       <w:br/>
     </w:r>

--- a/klagomål/A 50814-2025 FSC-klagomål.docx
+++ b/klagomål/A 50814-2025 FSC-klagomål.docx
@@ -691,7 +691,7 @@
     <w:r>
       <w:tab/>
       <w:tab/>
-      <w:t>2026-05-20</w:t>
+      <w:t>2026-05-21</w:t>
       <w:br/>
       <w:br/>
     </w:r>

--- a/klagomål/A 50814-2025 FSC-klagomål.docx
+++ b/klagomål/A 50814-2025 FSC-klagomål.docx
@@ -691,7 +691,7 @@
     <w:r>
       <w:tab/>
       <w:tab/>
-      <w:t>2026-05-21</w:t>
+      <w:t>2026-05-22</w:t>
       <w:br/>
       <w:br/>
     </w:r>

--- a/klagomål/A 50814-2025 FSC-klagomål.docx
+++ b/klagomål/A 50814-2025 FSC-klagomål.docx
@@ -691,7 +691,7 @@
     <w:r>
       <w:tab/>
       <w:tab/>
-      <w:t>2026-05-22</w:t>
+      <w:t>2026-05-23</w:t>
       <w:br/>
       <w:br/>
     </w:r>

--- a/klagomål/A 50814-2025 FSC-klagomål.docx
+++ b/klagomål/A 50814-2025 FSC-klagomål.docx
@@ -691,7 +691,7 @@
     <w:r>
       <w:tab/>
       <w:tab/>
-      <w:t>2026-05-23</w:t>
+      <w:t>2026-05-24</w:t>
       <w:br/>
       <w:br/>
     </w:r>

--- a/klagomål/A 50814-2025 FSC-klagomål.docx
+++ b/klagomål/A 50814-2025 FSC-klagomål.docx
@@ -691,7 +691,7 @@
     <w:r>
       <w:tab/>
       <w:tab/>
-      <w:t>2026-05-24</w:t>
+      <w:t>2026-05-25</w:t>
       <w:br/>
       <w:br/>
     </w:r>

--- a/klagomål/A 50814-2025 FSC-klagomål.docx
+++ b/klagomål/A 50814-2025 FSC-klagomål.docx
@@ -691,7 +691,7 @@
     <w:r>
       <w:tab/>
       <w:tab/>
-      <w:t>2026-05-25</w:t>
+      <w:t>2026-05-26</w:t>
       <w:br/>
       <w:br/>
     </w:r>

--- a/klagomål/A 50814-2025 FSC-klagomål.docx
+++ b/klagomål/A 50814-2025 FSC-klagomål.docx
@@ -691,7 +691,7 @@
     <w:r>
       <w:tab/>
       <w:tab/>
-      <w:t>2026-05-26</w:t>
+      <w:t>2026-05-27</w:t>
       <w:br/>
       <w:br/>
     </w:r>

--- a/klagomål/A 50814-2025 FSC-klagomål.docx
+++ b/klagomål/A 50814-2025 FSC-klagomål.docx
@@ -691,7 +691,7 @@
     <w:r>
       <w:tab/>
       <w:tab/>
-      <w:t>2026-05-27</w:t>
+      <w:t>2026-05-28</w:t>
       <w:br/>
       <w:br/>
     </w:r>

--- a/klagomål/A 50814-2025 FSC-klagomål.docx
+++ b/klagomål/A 50814-2025 FSC-klagomål.docx
@@ -691,7 +691,7 @@
     <w:r>
       <w:tab/>
       <w:tab/>
-      <w:t>2026-05-28</w:t>
+      <w:t>2026-05-29</w:t>
       <w:br/>
       <w:br/>
     </w:r>

--- a/klagomål/A 50814-2025 FSC-klagomål.docx
+++ b/klagomål/A 50814-2025 FSC-klagomål.docx
@@ -691,7 +691,7 @@
     <w:r>
       <w:tab/>
       <w:tab/>
-      <w:t>2026-05-29</w:t>
+      <w:t>2026-05-30</w:t>
       <w:br/>
       <w:br/>
     </w:r>

--- a/klagomål/A 50814-2025 FSC-klagomål.docx
+++ b/klagomål/A 50814-2025 FSC-klagomål.docx
@@ -691,7 +691,7 @@
     <w:r>
       <w:tab/>
       <w:tab/>
-      <w:t>2026-05-30</w:t>
+      <w:t>2026-05-31</w:t>
       <w:br/>
       <w:br/>
     </w:r>

--- a/klagomål/A 50814-2025 FSC-klagomål.docx
+++ b/klagomål/A 50814-2025 FSC-klagomål.docx
@@ -691,7 +691,7 @@
     <w:r>
       <w:tab/>
       <w:tab/>
-      <w:t>2026-05-31</w:t>
+      <w:t>2026-06-01</w:t>
       <w:br/>
       <w:br/>
     </w:r>

--- a/klagomål/A 50814-2025 FSC-klagomål.docx
+++ b/klagomål/A 50814-2025 FSC-klagomål.docx
@@ -691,7 +691,7 @@
     <w:r>
       <w:tab/>
       <w:tab/>
-      <w:t>2026-06-01</w:t>
+      <w:t>2026-06-02</w:t>
       <w:br/>
       <w:br/>
     </w:r>

--- a/klagomål/A 50814-2025 FSC-klagomål.docx
+++ b/klagomål/A 50814-2025 FSC-klagomål.docx
@@ -691,7 +691,7 @@
     <w:r>
       <w:tab/>
       <w:tab/>
-      <w:t>2026-06-02</w:t>
+      <w:t>2026-06-03</w:t>
       <w:br/>
       <w:br/>
     </w:r>

--- a/klagomål/A 50814-2025 FSC-klagomål.docx
+++ b/klagomål/A 50814-2025 FSC-klagomål.docx
@@ -691,7 +691,7 @@
     <w:r>
       <w:tab/>
       <w:tab/>
-      <w:t>2026-06-03</w:t>
+      <w:t>2026-06-04</w:t>
       <w:br/>
       <w:br/>
     </w:r>

--- a/klagomål/A 50814-2025 FSC-klagomål.docx
+++ b/klagomål/A 50814-2025 FSC-klagomål.docx
@@ -691,7 +691,7 @@
     <w:r>
       <w:tab/>
       <w:tab/>
-      <w:t>2026-06-04</w:t>
+      <w:t>2026-06-05</w:t>
       <w:br/>
       <w:br/>
     </w:r>
